--- a/outputs/AAIRJ_Paper.docx
+++ b/outputs/AAIRJ_Paper.docx
@@ -4476,7 +4476,7 @@
           <w:sz w:val="18"/>
           <w:szCs w:val="18"/>
         </w:rPr>
-        <w:t xml:space="preserve">Project data and code are available at https://github.com/kellytodhunter/KBO_Player_Analysis.</w:t>
+        <w:t xml:space="preserve">Project data and code are available at https://github.com/kellytodhunter/KBO-Player-Analysis.</w:t>
       </w:r>
     </w:p>
     <w:p>
